--- a/courts/seventh-circuit/illinois/state/appellate-court/reply-brief/usage/OUTPUT-reply-brief.docx
+++ b/courts/seventh-circuit/illinois/state/appellate-court/reply-brief/usage/OUTPUT-reply-brief.docx
@@ -9307,7 +9307,7 @@
         <w:pStyle w:val="BodyText"/>
       </w:pPr>
       <w:r>
-        <w:t xml:space="preserve">Finally, it is worth noting that in his prepared written Information Release to announce the second indictment, Special Prosecutor Dan K. Webb acknowledged that Mr. Smollett had already been punished for the offenses at issue, noting that the “only punishment for Mr. Smollett was to perform 15 hours of community service . . . [and] requiring Mr. Smollett to forfeit his $10,000 as restitution to the City of Chicago.” (C727) (emphasis added).</w:t>
+        <w:t xml:space="preserve">Finally, it is worth noting that in his prepared written Information Release to announce the second indictment, Special Prosecutor Dan K. Webb acknowledged that Mr. Smollett had already been punished for the offenses at issue, noting that the “only punishment for Mr. Smollett was to perform 15 hours of community service . . . [and] requiring Mr. Smollett to forfeit his $10,000 as restitution to the City of Chicago.” (C727) (emphasis added).</w:t>
       </w:r>
     </w:p>
     <w:p>
@@ -18382,7 +18382,7 @@
         <w:t xml:space="preserve"> </w:t>
       </w:r>
       <w:r>
-        <w:t xml:space="preserve">Even the public domain record is replete with statements from prosecutors with the Cook County State’s Attorney’s Office indicating belief in Mr. Smollett’s guilt which in turn, can be interpreted as an expressed intent by the Cook County State’s Attorney’s Office to punish Mr. Smollett by requiring him to forfeit his bail bond. See, e.g., Faith Karimi &amp; Melissa Alonso, The prosecutor who dropped Jussie Smollett’s charges says he believes the actor lied to the police, CNN (Mar. 27, 2019), available at https://www.cnn.com/2019/03/27/​entertainment/​jussie-smollett-wednesday.</w:t>
+        <w:t xml:space="preserve">Even the public domain record is replete with statements from prosecutors with the Cook County State’s Attorney’s Office indicating belief in Mr. Smollett’s guilt which in turn, can be interpreted as an expressed intent by the Cook County State’s Attorney’s Office to punish Mr. Smollett by requiring him to forfeit his bail bond. See, e.g., Faith Karimi &amp; Melissa Alonso, The prosecutor who dropped Jussie Smollett’s charges says he believes the actor lied to the police, CNN (Mar. 27, 2019), available at https://​www.​cnn.​com/​2019/​03/​27/​entertainment/​jussie-​smollett-​wednesday.</w:t>
       </w:r>
     </w:p>
   </w:footnote>
@@ -19143,6 +19143,7 @@
     <w:unhideWhenUsed/>
     <w:qFormat/>
     <w:pPr>
+      <w:keepLines/>
       <w:spacing w:before="0" w:after="140" w:line="276" w:lineRule="exact"/>
     </w:pPr>
     <w:rPr>
@@ -19393,6 +19394,33 @@
     <w:pPr>
       <w:spacing w:before="0" w:after="0" w:line="276" w:lineRule="exact"/>
       <w:ind w:left="2160" w:hanging="720"/>
+    </w:pPr>
+  </w:style>
+  <w:style w:type="paragraph" w:customStyle="1" w:styleId="XdQuoteList1">
+    <w:name w:val="Xd Quote List 1"/>
+    <w:basedOn w:val="Normal"/>
+    <w:qFormat/>
+    <w:pPr>
+      <w:spacing w:before="0" w:after="0" w:line="276" w:lineRule="exact"/>
+      <w:ind w:left="1440" w:right="720" w:hanging="720"/>
+    </w:pPr>
+  </w:style>
+  <w:style w:type="paragraph" w:customStyle="1" w:styleId="XdQuoteList2">
+    <w:name w:val="Xd Quote List 2"/>
+    <w:basedOn w:val="Normal"/>
+    <w:qFormat/>
+    <w:pPr>
+      <w:spacing w:before="0" w:after="0" w:line="276" w:lineRule="exact"/>
+      <w:ind w:left="2160" w:right="720" w:hanging="720"/>
+    </w:pPr>
+  </w:style>
+  <w:style w:type="paragraph" w:customStyle="1" w:styleId="XdQuoteList3">
+    <w:name w:val="Xd Quote List 3"/>
+    <w:basedOn w:val="Normal"/>
+    <w:qFormat/>
+    <w:pPr>
+      <w:spacing w:before="0" w:after="0" w:line="276" w:lineRule="exact"/>
+      <w:ind w:left="2880" w:right="720" w:hanging="720"/>
     </w:pPr>
   </w:style>
   <w:style w:type="paragraph" w:customStyle="1" w:styleId="XdQuoteOnly">

--- a/courts/seventh-circuit/illinois/state/appellate-court/reply-brief/usage/OUTPUT-reply-brief.docx
+++ b/courts/seventh-circuit/illinois/state/appellate-court/reply-brief/usage/OUTPUT-reply-brief.docx
@@ -9307,7 +9307,7 @@
         <w:pStyle w:val="BodyText"/>
       </w:pPr>
       <w:r>
-        <w:t xml:space="preserve">Finally, it is worth noting that in his prepared written Information Release to announce the second indictment, Special Prosecutor Dan K. Webb acknowledged that Mr. Smollett had already been punished for the offenses at issue, noting that the “only punishment for Mr. Smollett was to perform 15 hours of community service . . . [and] requiring Mr. Smollett to forfeit his $10,000 as restitution to the City of Chicago.” (C727) (emphasis added).</w:t>
+        <w:t xml:space="preserve">Finally, it is worth noting that in his prepared written Information Release to announce the second indictment, Special Prosecutor Dan K. Webb acknowledged that Mr. Smollett had already been punished for the offenses at issue, noting that the “only punishment for Mr. Smollett was to perform 15 hours of community service ⁠. ⁠. ⁠. [and] requiring Mr. Smollett to forfeit his $10,000 as restitution to the City of Chicago.” (C727) (emphasis added).</w:t>
       </w:r>
     </w:p>
     <w:p>

--- a/courts/seventh-circuit/illinois/state/appellate-court/reply-brief/usage/OUTPUT-reply-brief.docx
+++ b/courts/seventh-circuit/illinois/state/appellate-court/reply-brief/usage/OUTPUT-reply-brief.docx
@@ -15,11 +15,7 @@
         <w:t xml:space="preserve"> </w:t>
       </w:r>
       <w:r>
-        <w:t xml:space="preserve">1</w:t>
-        <w:noBreakHyphen/>
-        <w:t xml:space="preserve">22</w:t>
-        <w:noBreakHyphen/>
-        <w:t xml:space="preserve">0322</w:t>
+        <w:t xml:space="preserve">1-⁠22-⁠0322</w:t>
       </w:r>
     </w:p>
     <w:p>
@@ -394,9 +390,7 @@
               <w:t xml:space="preserve"> </w:t>
             </w:r>
             <w:r>
-              <w:t xml:space="preserve">03050</w:t>
-              <w:noBreakHyphen/>
-              <w:t xml:space="preserve">01</w:t>
+              <w:t xml:space="preserve">03050-⁠01</w:t>
             </w:r>
           </w:p>
           <w:p>
@@ -730,11 +724,7 @@
               <w:t xml:space="preserve"> </w:t>
             </w:r>
             <w:r>
-              <w:t xml:space="preserve">312</w:t>
-              <w:noBreakHyphen/>
-              <w:t xml:space="preserve">380</w:t>
-              <w:noBreakHyphen/>
-              <w:t xml:space="preserve">5341</w:t>
+              <w:t xml:space="preserve">312-⁠380-⁠5341</w:t>
             </w:r>
           </w:p>
           <w:p>
@@ -956,11 +946,7 @@
               <w:t xml:space="preserve"> </w:t>
             </w:r>
             <w:r>
-              <w:t xml:space="preserve">773</w:t>
-              <w:noBreakHyphen/>
-              <w:t xml:space="preserve">955</w:t>
-              <w:noBreakHyphen/>
-              <w:t xml:space="preserve">0400/</w:t>
+              <w:t xml:space="preserve">773-⁠955-⁠0400/</w:t>
             </w:r>
             <w:r>
               <w:t xml:space="preserve"> </w:t>
@@ -972,11 +958,7 @@
               <w:t xml:space="preserve"> </w:t>
             </w:r>
             <w:r>
-              <w:t xml:space="preserve">773</w:t>
-              <w:noBreakHyphen/>
-              <w:t xml:space="preserve">955</w:t>
-              <w:noBreakHyphen/>
-              <w:t xml:space="preserve">1951</w:t>
+              <w:t xml:space="preserve">773-⁠955-⁠1951</w:t>
             </w:r>
           </w:p>
           <w:p>
@@ -4344,9 +4326,7 @@
         <w:t xml:space="preserve"> </w:t>
       </w:r>
       <w:r>
-        <w:t xml:space="preserve">COVID</w:t>
-        <w:noBreakHyphen/>
-        <w:t xml:space="preserve">19</w:t>
+        <w:t xml:space="preserve">COVID-⁠19</w:t>
       </w:r>
       <w:r>
         <w:t xml:space="preserve"> </w:t>
@@ -6385,13 +6365,7 @@
         <w:pStyle w:val="BodyText"/>
       </w:pPr>
       <w:r>
-        <w:t xml:space="preserve">As it pertains to this issue, the OSP spends most of their response arguing that Mr. Smollett’s agreement with the State is of little value since the case was dismissed via a nolle prosequi. (OSP. Br. 15</w:t>
-      </w:r>
-      <w:r>
-        <w:noBreakHyphen/>
-      </w:r>
-      <w:r>
-        <w:t xml:space="preserve">16). According to the OSP, Mr. Smollett did not bargain for a permanent dismissal since the State can refile a case that was dismissed via a nolle prosequi. Id.</w:t>
+        <w:t xml:space="preserve">As it pertains to this issue, the OSP spends most of their response arguing that Mr. Smollett’s agreement with the State is of little value since the case was dismissed via a nolle prosequi. (OSP. Br. 15-⁠16). According to the OSP, Mr. Smollett did not bargain for a permanent dismissal since the State can refile a case that was dismissed via a nolle prosequi. Id.</w:t>
       </w:r>
     </w:p>
     <w:p>
@@ -6457,13 +6431,7 @@
         <w:pStyle w:val="BodyText"/>
       </w:pPr>
       <w:r>
-        <w:t xml:space="preserve">The OSP’s use of People v Smith, 233 Ill. App. 3d 342 (2d Dist. 1992), in making its nolle prosequi argument is perplexing because not only does the Smith Court separate the prosecutorial contractual breach issue from its analysis of the nolle prosequi (where the court analyzed the first prong of the double jeopardy clause protection against a second prosecution after an acquittal), but the court also noted, while agreeing with and employing the Starks reasoning, that the effect of a nolle prosequi is irrelevant to the prosecutorial contractual breach issue. Id at 347, 348</w:t>
-      </w:r>
-      <w:r>
-        <w:noBreakHyphen/>
-      </w:r>
-      <w:r>
-        <w:t xml:space="preserve">349. See also, (OSP. Br. 17). For instance, the Smith Court noted that:</w:t>
+        <w:t xml:space="preserve">The OSP’s use of People v Smith, 233 Ill. App. 3d 342 (2d Dist. 1992), in making its nolle prosequi argument is perplexing because not only does the Smith Court separate the prosecutorial contractual breach issue from its analysis of the nolle prosequi (where the court analyzed the first prong of the double jeopardy clause protection against a second prosecution after an acquittal), but the court also noted, while agreeing with and employing the Starks reasoning, that the effect of a nolle prosequi is irrelevant to the prosecutorial contractual breach issue. Id at 347, 348-⁠349. See also, (OSP. Br. 17). For instance, the Smith Court noted that:</w:t>
       </w:r>
     </w:p>
     <w:p>
@@ -6703,13 +6671,7 @@
         <w:pStyle w:val="BodyText"/>
       </w:pPr>
       <w:r>
-        <w:t xml:space="preserve">Additionally, the OSP argues that “Smollett cites no evidence in the record to support the notion that he bargained for a formal non-prosecution agreement.” (OSP. Br. 15). The OSP’s use of the word “formal” is inconsequential and holds no place in Illinois appellate courts enforcement of prosecutorial agreements. To be clear, it is an iron-clad contractual principle that agreements do not have to be in writing, can be oral and can be gleaned from the record or transcripts. See example, Smith, 233 Ill. App. 3d at 346</w:t>
-      </w:r>
-      <w:r>
-        <w:noBreakHyphen/>
-      </w:r>
-      <w:r>
-        <w:t xml:space="preserve">448 (2d Dist. 1992).</w:t>
+        <w:t xml:space="preserve">Additionally, the OSP argues that “Smollett cites no evidence in the record to support the notion that he bargained for a formal non-prosecution agreement.” (OSP. Br. 15). The OSP’s use of the word “formal” is inconsequential and holds no place in Illinois appellate courts enforcement of prosecutorial agreements. To be clear, it is an iron-clad contractual principle that agreements do not have to be in writing, can be oral and can be gleaned from the record or transcripts. See example, Smith, 233 Ill. App. 3d at 346-⁠448 (2d Dist. 1992).</w:t>
       </w:r>
     </w:p>
     <w:p>
@@ -6897,13 +6859,7 @@
         <w:pStyle w:val="BodyText"/>
       </w:pPr>
       <w:r>
-        <w:t xml:space="preserve">Next, the OSP attempts at limiting the Stapinski and Starks decision to cooperation agreements is flawed. (OSP. Br. 16</w:t>
-      </w:r>
-      <w:r>
-        <w:noBreakHyphen/>
-      </w:r>
-      <w:r>
-        <w:t xml:space="preserve">17). Starting from Starks, our Supreme Court has called for the enforcement of all pre-trial prosecution agreements. Starks, 106 Ill. 2d at 454 (Ward, J., dissenting, joined by Moran and Miller, JJ.). Importantly, the Stapinski court’s reasoning rejects any notion that its holding is limited to cooperation agreements when it noted:</w:t>
+        <w:t xml:space="preserve">Next, the OSP attempts at limiting the Stapinski and Starks decision to cooperation agreements is flawed. (OSP. Br. 16-⁠17). Starting from Starks, our Supreme Court has called for the enforcement of all pre-trial prosecution agreements. Starks, 106 Ill. 2d at 454 (Ward, J., dissenting, joined by Moran and Miller, JJ.). Importantly, the Stapinski court’s reasoning rejects any notion that its holding is limited to cooperation agreements when it noted:</w:t>
       </w:r>
     </w:p>
     <w:p>
@@ -7341,19 +7297,7 @@
         <w:pStyle w:val="BodyText"/>
       </w:pPr>
       <w:r>
-        <w:t xml:space="preserve">Finally, the OSP argues, while citing Judge Toomin’s order appointing a special prosecutor, that the first prosecution team lacked authority and likewise any agreement they made was void. (OSP. Br. 17</w:t>
-      </w:r>
-      <w:r>
-        <w:noBreakHyphen/>
-      </w:r>
-      <w:r>
-        <w:t xml:space="preserve">18). This argument is flawed for two reasons. First, the Toomin order that the OSP cites never specifically analyzed the effect of a so-called lack of authority on a bargained agreement. (C 446</w:t>
-      </w:r>
-      <w:r>
-        <w:noBreakHyphen/>
-      </w:r>
-      <w:r>
-        <w:t xml:space="preserve">466). Second, Stapinski made it clear that unauthorized promises will be enforced on due process grounds if the defendant’s reliance on such promises has constitutional consequences. Stapinski, 2015 IL 118278, ¶ 55. Thus, if the Illinois Supreme Court enforced an unauthorized promise from non-lawyers (police officers) in Stapinski, then surely the so-called unauthorized promises from licensed Illinois attorneys and sworn Assistant State’s attorneys should likewise be enforced even if “unauthorized” and particularly since there are obvious constitutional consequences for Mr. Smollett because of his reliance on the bargained agreement.</w:t>
+        <w:t xml:space="preserve">Finally, the OSP argues, while citing Judge Toomin’s order appointing a special prosecutor, that the first prosecution team lacked authority and likewise any agreement they made was void. (OSP. Br. 17-⁠18). This argument is flawed for two reasons. First, the Toomin order that the OSP cites never specifically analyzed the effect of a so-called lack of authority on a bargained agreement. (C 446-⁠466). Second, Stapinski made it clear that unauthorized promises will be enforced on due process grounds if the defendant’s reliance on such promises has constitutional consequences. Stapinski, 2015 IL 118278, ¶ 55. Thus, if the Illinois Supreme Court enforced an unauthorized promise from non-lawyers (police officers) in Stapinski, then surely the so-called unauthorized promises from licensed Illinois attorneys and sworn Assistant State’s attorneys should likewise be enforced even if “unauthorized” and particularly since there are obvious constitutional consequences for Mr. Smollett because of his reliance on the bargained agreement.</w:t>
       </w:r>
     </w:p>
     <w:p>
@@ -8655,13 +8599,7 @@
         <w:pStyle w:val="BodyTextNote"/>
       </w:pPr>
       <w:r>
-        <w:t xml:space="preserve">The OSP erroneously argues that jeopardy did not attach to Mr. Smollett because Mr. Smollett’s case was dismissed via a nolle prosequi. In reaching this conclusion, the OSP cites cases to argue that a nolle prosequi has the effect of an acquittal and thus, jeopardy did not attach for Mr. Smollett. (OSP. Br. 18</w:t>
-      </w:r>
-      <w:r>
-        <w:noBreakHyphen/>
-      </w:r>
-      <w:r>
-        <w:t xml:space="preserve">20). But this argument is once again irrelevant to the issue at hand because Mr. Smollett has never argued that he was acquitted and thus, the first prong of the double jeopardy clause protection against a second prosecution after acquittal is not implicated here.</w:t>
+        <w:t xml:space="preserve">The OSP erroneously argues that jeopardy did not attach to Mr. Smollett because Mr. Smollett’s case was dismissed via a nolle prosequi. In reaching this conclusion, the OSP cites cases to argue that a nolle prosequi has the effect of an acquittal and thus, jeopardy did not attach for Mr. Smollett. (OSP. Br. 18-⁠20). But this argument is once again irrelevant to the issue at hand because Mr. Smollett has never argued that he was acquitted and thus, the first prong of the double jeopardy clause protection against a second prosecution after acquittal is not implicated here.</w:t>
       </w:r>
       <w:r>
         <w:rPr>
@@ -8673,19 +8611,7 @@
         <w:t xml:space="preserve"> </w:t>
       </w:r>
       <w:r>
-        <w:t xml:space="preserve">(Def. Br. 27</w:t>
-      </w:r>
-      <w:r>
-        <w:noBreakHyphen/>
-      </w:r>
-      <w:r>
-        <w:t xml:space="preserve">35). Rather, Mr. Smollett’s issue, one that seems to be of first impression in Illinois, involves whether the double jeopardy prong against multiple punishments was implicated when he completed his end of a bargained pretrial agreement. (Def. Br. 27</w:t>
-      </w:r>
-      <w:r>
-        <w:noBreakHyphen/>
-      </w:r>
-      <w:r>
-        <w:t xml:space="preserve">35).</w:t>
+        <w:t xml:space="preserve">(Def. Br. 27-⁠35). Rather, Mr. Smollett’s issue, one that seems to be of first impression in Illinois, involves whether the double jeopardy prong against multiple punishments was implicated when he completed his end of a bargained pretrial agreement. (Def. Br. 27-⁠35).</w:t>
       </w:r>
     </w:p>
     <w:p>
@@ -9205,31 +9131,7 @@
         <w:pStyle w:val="BodyTextNote"/>
       </w:pPr>
       <w:r>
-        <w:t xml:space="preserve">Thus, the real question regarding this issue is whether Mr. Smollett’s completion of the terms of his pretrial agreement with prosecutors constituted punishment. In the present case, Mr. Smollett respectfully submits that it did. For instance, in United States v. Halper, 490 U.S. 435 (1989), (abrogated on other grounds by Hudson v. United States, 522 U.S. 93 (1997), the Court noted, “simply put, a civil as well as a criminal sanction constitutes punishment when the sanction as applied in the individual case serves the goals of punishment.” Id at 448. See also Austin v. United States, 509 U.S. 602, 610 (1993); Bell v. Wolfish, 441 U.S. 520, 538</w:t>
-      </w:r>
-      <w:r>
-        <w:noBreakHyphen/>
-      </w:r>
-      <w:r>
-        <w:t xml:space="preserve">39, 560</w:t>
-      </w:r>
-      <w:r>
-        <w:noBreakHyphen/>
-      </w:r>
-      <w:r>
-        <w:t xml:space="preserve">61 (1979) (holding that a challenged sanction constitutes punishment if an expressed intent to punish can be shown or if there is no rational, nonpunitive reason for it). Here, there was no rational, nonpunitive reason for the $10,000.00 bail bond forfeiture, which closely resembles the statutory amount of fines for felony offenses, (730 ILCS 5/5</w:t>
-      </w:r>
-      <w:r>
-        <w:noBreakHyphen/>
-      </w:r>
-      <w:r>
-        <w:t xml:space="preserve">4.5</w:t>
-      </w:r>
-      <w:r>
-        <w:noBreakHyphen/>
-      </w:r>
-      <w:r>
-        <w:t xml:space="preserve">50(b)),</w:t>
+        <w:t xml:space="preserve">Thus, the real question regarding this issue is whether Mr. Smollett’s completion of the terms of his pretrial agreement with prosecutors constituted punishment. In the present case, Mr. Smollett respectfully submits that it did. For instance, in United States v. Halper, 490 U.S. 435 (1989), (abrogated on other grounds by Hudson v. United States, 522 U.S. 93 (1997), the Court noted, “simply put, a civil as well as a criminal sanction constitutes punishment when the sanction as applied in the individual case serves the goals of punishment.” Id at 448. See also Austin v. United States, 509 U.S. 602, 610 (1993); Bell v. Wolfish, 441 U.S. 520, 538-⁠39, 560-⁠61 (1979) (holding that a challenged sanction constitutes punishment if an expressed intent to punish can be shown or if there is no rational, nonpunitive reason for it). Here, there was no rational, nonpunitive reason for the $10,000.00 bail bond forfeiture, which closely resembles the statutory amount of fines for felony offenses, (730 ILCS 5/5-⁠4.5-⁠50(b)),</w:t>
       </w:r>
       <w:r>
         <w:rPr>
@@ -9253,13 +9155,7 @@
         <w:t xml:space="preserve"> </w:t>
       </w:r>
       <w:r>
-        <w:t xml:space="preserve">See 725 ILCS 5/110</w:t>
-      </w:r>
-      <w:r>
-        <w:noBreakHyphen/>
-      </w:r>
-      <w:r>
-        <w:t xml:space="preserve">7(f). However, despite Mr. Smollett’s full compliance with all bail conditions, the forfeiture of his bond was required as a condition of the dismissal of charges against him. Therefore, the bond forfeiture was intended to serve retributive or deterrent purposes.</w:t>
+        <w:t xml:space="preserve">See 725 ILCS 5/110-⁠7(f). However, despite Mr. Smollett’s full compliance with all bail conditions, the forfeiture of his bond was required as a condition of the dismissal of charges against him. Therefore, the bond forfeiture was intended to serve retributive or deterrent purposes.</w:t>
       </w:r>
       <w:r>
         <w:rPr>
@@ -9273,19 +9169,7 @@
         <w:pStyle w:val="BodyTextNote"/>
       </w:pPr>
       <w:r>
-        <w:t xml:space="preserve">Indeed, the State’s Attorney’s Office made it clear that its intention was to punish Mr. Smollett by using the word “forfeit” during the dismissal hearing, (R1458</w:t>
-      </w:r>
-      <w:r>
-        <w:noBreakHyphen/>
-      </w:r>
-      <w:r>
-        <w:t xml:space="preserve">1459; R4</w:t>
-      </w:r>
-      <w:r>
-        <w:noBreakHyphen/>
-      </w:r>
-      <w:r>
-        <w:t xml:space="preserve">5); a word historically associated with punishment in both civil and criminal settings. See, e.g., Austin v. United States, 509 U.S. 602, 622 (1993) (defining forfeiture as “payment to a sovereign as punishment for some offense”); See also Black’s Law Dictionary (11th ed 2019) (defining forfeiture as “a punishment annexed by law to some illegal act”).</w:t>
+        <w:t xml:space="preserve">Indeed, the State’s Attorney’s Office made it clear that its intention was to punish Mr. Smollett by using the word “forfeit” during the dismissal hearing, (R1458-⁠1459; R4-⁠5); a word historically associated with punishment in both civil and criminal settings. See, e.g., Austin v. United States, 509 U.S. 602, 622 (1993) (defining forfeiture as “payment to a sovereign as punishment for some offense”); See also Black’s Law Dictionary (11th ed 2019) (defining forfeiture as “a punishment annexed by law to some illegal act”).</w:t>
       </w:r>
       <w:r>
         <w:rPr>
@@ -11417,13 +11301,7 @@
         <w:pStyle w:val="BodyText"/>
       </w:pPr>
       <w:r>
-        <w:t xml:space="preserve">The OSP acknowledges that Mr. Smollett’s motion to intervene in the appointment of a special prosecutor was denied on July 31, 2019. (R 115- R 146); (OSP. Br. 11). The Illinois Supreme Court also denied Mr. Smollett’s emergency relief request. (SUP C 671); (OSP. Br. 11). Yet, the OSP still insists that Mr. Smollett could have challenged the appointment, when he was charged, nearly six months later, on February 11, 2020. (OSP. Br. 11). However, pursuant to Illinois Supreme Court Rule 303 &amp; 606, a party has 30 days to appeal a final order. Here, more than 30 days had passed between Toomin’s final order appointing a special prosecutor and when that appointed special prosecutor filed new charges against Mr. Smollett. (CI 6</w:t>
-      </w:r>
-      <w:r>
-        <w:noBreakHyphen/>
-      </w:r>
-      <w:r>
-        <w:t xml:space="preserve">26); (SUP C 671). Thus, Mr. Smollett’s only avenue to pursue his challenge—which he did—was to challenge the appointment of a special prosecutor in criminal court once he has been recharged. Even the trial court seemed to acknowledge this when it noted: “I will point out if it ever becomes necessary, now you have appealable issue because now we are talking about something you filed in this court and if you should ever have to go to court of review, it’s preserved.” (R 231).</w:t>
+        <w:t xml:space="preserve">The OSP acknowledges that Mr. Smollett’s motion to intervene in the appointment of a special prosecutor was denied on July 31, 2019. (R 115- R 146); (OSP. Br. 11). The Illinois Supreme Court also denied Mr. Smollett’s emergency relief request. (SUP C 671); (OSP. Br. 11). Yet, the OSP still insists that Mr. Smollett could have challenged the appointment, when he was charged, nearly six months later, on February 11, 2020. (OSP. Br. 11). However, pursuant to Illinois Supreme Court Rule 303 &amp; 606, a party has 30 days to appeal a final order. Here, more than 30 days had passed between Toomin’s final order appointing a special prosecutor and when that appointed special prosecutor filed new charges against Mr. Smollett. (CI 6-⁠26); (SUP C 671). Thus, Mr. Smollett’s only avenue to pursue his challenge—which he did—was to challenge the appointment of a special prosecutor in criminal court once he has been recharged. Even the trial court seemed to acknowledge this when it noted: “I will point out if it ever becomes necessary, now you have appealable issue because now we are talking about something you filed in this court and if you should ever have to go to court of review, it’s preserved.” (R 231).</w:t>
       </w:r>
     </w:p>
     <w:p>
@@ -11647,43 +11525,7 @@
         <w:pStyle w:val="BodyText"/>
       </w:pPr>
       <w:r>
-        <w:t xml:space="preserve">The OSP also erroneously claims that the initial prosecution of Mr. Smollett was void because the State’s Attorney and her entire office had been “recused” under 55 ILCS 5/3</w:t>
-      </w:r>
-      <w:r>
-        <w:noBreakHyphen/>
-      </w:r>
-      <w:r>
-        <w:t xml:space="preserve">9008(a</w:t>
-      </w:r>
-      <w:r>
-        <w:noBreakHyphen/>
-      </w:r>
-      <w:r>
-        <w:t xml:space="preserve">15) even though, as has been argued in the opening brief, the State’s Attorney never filed any formal recusal request pursuant to 55 ILCS 5/3</w:t>
-      </w:r>
-      <w:r>
-        <w:noBreakHyphen/>
-      </w:r>
-      <w:r>
-        <w:t xml:space="preserve">9008(a</w:t>
-      </w:r>
-      <w:r>
-        <w:noBreakHyphen/>
-      </w:r>
-      <w:r>
-        <w:t xml:space="preserve">15) (Def. Br. 35</w:t>
-      </w:r>
-      <w:r>
-        <w:noBreakHyphen/>
-      </w:r>
-      <w:r>
-        <w:t xml:space="preserve">37). Based on this belief, the OSP argues that Cook County State’s Attorneys lacked authority to prosecute Mr. Smollett. (OSP. Br. 13</w:t>
-      </w:r>
-      <w:r>
-        <w:noBreakHyphen/>
-      </w:r>
-      <w:r>
-        <w:t xml:space="preserve">14). But the OSP’s argument is flawed for the following reason:</w:t>
+        <w:t xml:space="preserve">The OSP also erroneously claims that the initial prosecution of Mr. Smollett was void because the State’s Attorney and her entire office had been “recused” under 55 ILCS 5/3-⁠9008(a-⁠15) even though, as has been argued in the opening brief, the State’s Attorney never filed any formal recusal request pursuant to 55 ILCS 5/3-⁠9008(a-⁠15) (Def. Br. 35-⁠37). Based on this belief, the OSP argues that Cook County State’s Attorneys lacked authority to prosecute Mr. Smollett. (OSP. Br. 13-⁠14). But the OSP’s argument is flawed for the following reason:</w:t>
       </w:r>
     </w:p>
     <w:p>
@@ -11973,25 +11815,7 @@
         <w:t xml:space="preserve"> </w:t>
       </w:r>
       <w:r>
-        <w:t xml:space="preserve">(CI 21; SUP 2 C 86</w:t>
-      </w:r>
-      <w:r>
-        <w:noBreakHyphen/>
-      </w:r>
-      <w:r>
-        <w:t xml:space="preserve">109). But contrary to the court’s ruling, Ms. Foxx did not attempt to create a new office, nor did she appoint Mr. Magats as a special prosecutor in this case. Rather, Ms. Foxx delegated her authority to one individual, her First Assistant, to be exercised in a particular, individual, criminal prosecution. (CI 11</w:t>
-      </w:r>
-      <w:r>
-        <w:noBreakHyphen/>
-      </w:r>
-      <w:r>
-        <w:t xml:space="preserve">12; SUP 2 C 86</w:t>
-      </w:r>
-      <w:r>
-        <w:noBreakHyphen/>
-      </w:r>
-      <w:r>
-        <w:t xml:space="preserve">109). Such a delegation has been sanctioned by Illinois courts. See, e.g., People v. Marlow, 39 Ill. App. 3d 177, 180 (1st Dist. 1976) see also People v. Munson at Home, Int’l, 88 Ill. 2d 279, 299 (1981).</w:t>
+        <w:t xml:space="preserve">(CI 21; SUP 2 C 86-⁠109). But contrary to the court’s ruling, Ms. Foxx did not attempt to create a new office, nor did she appoint Mr. Magats as a special prosecutor in this case. Rather, Ms. Foxx delegated her authority to one individual, her First Assistant, to be exercised in a particular, individual, criminal prosecution. (CI 11-⁠12; SUP 2 C 86-⁠109). Such a delegation has been sanctioned by Illinois courts. See, e.g., People v. Marlow, 39 Ill. App. 3d 177, 180 (1st Dist. 1976) see also People v. Munson at Home, Int’l, 88 Ill. 2d 279, 299 (1981).</w:t>
       </w:r>
     </w:p>
     <w:p>
@@ -11999,13 +11823,7 @@
         <w:pStyle w:val="BodyText"/>
       </w:pPr>
       <w:r>
-        <w:t xml:space="preserve">None of the cases the circuit court relied on supported the contention that State’s Attorney Foxx could not delegate her authority to her first assistant. People v. Munson, 319 Ill. 596 (1925), and People v. Dunson, 316 Ill. App. 3d 760 (2d Dist. 2000), are inapplicable, as they involve the delegation of authority to unlicensed prosecutors. Here, State’s Attorney Foxx turned the Smollett case over to her first assistant, who the circuit judge described as “an experienced and capable prosecutor.” (CI 21; SUP 2 C 86</w:t>
-      </w:r>
-      <w:r>
-        <w:noBreakHyphen/>
-      </w:r>
-      <w:r>
-        <w:t xml:space="preserve">109).</w:t>
+        <w:t xml:space="preserve">None of the cases the circuit court relied on supported the contention that State’s Attorney Foxx could not delegate her authority to her first assistant. People v. Munson, 319 Ill. 596 (1925), and People v. Dunson, 316 Ill. App. 3d 760 (2d Dist. 2000), are inapplicable, as they involve the delegation of authority to unlicensed prosecutors. Here, State’s Attorney Foxx turned the Smollett case over to her first assistant, who the circuit judge described as “an experienced and capable prosecutor.” (CI 21; SUP 2 C 86-⁠109).</w:t>
       </w:r>
     </w:p>
     <w:p>
@@ -12021,13 +11839,7 @@
         <w:pStyle w:val="BodyText"/>
       </w:pPr>
       <w:r>
-        <w:t xml:space="preserve">In contrast to the State Attorney’s Appellate Prosecutor’s office, the Supreme Court of Illinois has explained that Assistant State’s Attorneys are “officers for the performance of the general duties of the offices of state’s attorney.” People ex rel. Landers v. Toledo, St. L. &amp; W.R. Co., 267 Ill. 142, 146 (1915). See also, People v. Nahas, 9 Ill. App. 3d 570, 575</w:t>
-      </w:r>
-      <w:r>
-        <w:noBreakHyphen/>
-      </w:r>
-      <w:r>
-        <w:t xml:space="preserve">76 (3d Dist. 1973). (Stating that assistant state’s attorneys have full powers of state’s attorney); In Office of the Cook County State’s Attorney v. Ill. Local Labor Relations Bd., 166 Ill. 2d 296, 303 (1995) (Assistant State’s Attorneys act as surrogates for the State’s Attorney); People v. Audi, 73 Ill. App. 3d 568, 569 (5th Dist. 1979).</w:t>
+        <w:t xml:space="preserve">In contrast to the State Attorney’s Appellate Prosecutor’s office, the Supreme Court of Illinois has explained that Assistant State’s Attorneys are “officers for the performance of the general duties of the offices of state’s attorney.” People ex rel. Landers v. Toledo, St. L. &amp; W.R. Co., 267 Ill. 142, 146 (1915). See also, People v. Nahas, 9 Ill. App. 3d 570, 575-⁠76 (3d Dist. 1973). (Stating that assistant state’s attorneys have full powers of state’s attorney); In Office of the Cook County State’s Attorney v. Ill. Local Labor Relations Bd., 166 Ill. 2d 296, 303 (1995) (Assistant State’s Attorneys act as surrogates for the State’s Attorney); People v. Audi, 73 Ill. App. 3d 568, 569 (5th Dist. 1979).</w:t>
       </w:r>
     </w:p>
     <w:p>
@@ -13073,19 +12885,7 @@
         <w:pStyle w:val="BodyText"/>
       </w:pPr>
       <w:r>
-        <w:t xml:space="preserve">Amongst other flawed arguments, Appellee relies upon the presence of “sworn affidavits” by the Osundairo brothers and their mother to argue that the Trial Court’s holding of an evidentiary hearing was proper (OSP Br. at 24</w:t>
-      </w:r>
-      <w:r>
-        <w:noBreakHyphen/>
-      </w:r>
-      <w:r>
-        <w:t xml:space="preserve">25). Appellee fails however, to address the fact that the affidavits were completely devoid of any information that would create or have the potential to create a conflict of interest which would affect Mr. Smollett’s interests at trial. (C 1294 - 1299; C 1300 - 1305). In fact, the only information either the Osundairo brothers or their mother indicate they told to Attorney Uche was not only discoverable evidence per the rules of Ill. Sup. Ct. R. 412 but also most of which was public knowledge in the media by the time the information would have even been transmitted to Attorney Uche. (R 546 - 739; C 1294 - 1299; C 1300 - 1305). (See Def. Br. 43</w:t>
-      </w:r>
-      <w:r>
-        <w:noBreakHyphen/>
-      </w:r>
-      <w:r>
-        <w:t xml:space="preserve">48).</w:t>
+        <w:t xml:space="preserve">Amongst other flawed arguments, Appellee relies upon the presence of “sworn affidavits” by the Osundairo brothers and their mother to argue that the Trial Court’s holding of an evidentiary hearing was proper (OSP Br. at 24-⁠25). Appellee fails however, to address the fact that the affidavits were completely devoid of any information that would create or have the potential to create a conflict of interest which would affect Mr. Smollett’s interests at trial. (C 1294 - 1299; C 1300 - 1305). In fact, the only information either the Osundairo brothers or their mother indicate they told to Attorney Uche was not only discoverable evidence per the rules of Ill. Sup. Ct. R. 412 but also most of which was public knowledge in the media by the time the information would have even been transmitted to Attorney Uche. (R 546 - 739; C 1294 - 1299; C 1300 - 1305). (See Def. Br. 43-⁠48).</w:t>
       </w:r>
     </w:p>
     <w:p>
@@ -14411,25 +14211,7 @@
         <w:pStyle w:val="BodyText"/>
       </w:pPr>
       <w:r>
-        <w:t xml:space="preserve">Appellee argues that the Trial Court was within its discretion to sentence Mr. Smollett to the terms outlined in the sentence but fails to address Appellant’s argument that the sentence in its entirety was at great variance “with the spirit and purpose of the law or if it is manifestly disproportionate to the nature of the offense” and thus can be clearly deemed excessive and an abuse of the Trial Court’s discretion. People v. Brown, 2015 IL App (1st) 130048, ¶ 42. (OSP Br. at 49</w:t>
-      </w:r>
-      <w:r>
-        <w:noBreakHyphen/>
-      </w:r>
-      <w:r>
-        <w:t xml:space="preserve">52; Def. Br. 58</w:t>
-      </w:r>
-      <w:r>
-        <w:noBreakHyphen/>
-      </w:r>
-      <w:r>
-        <w:t xml:space="preserve">62). In fact, the Appellee’s reference to the Trial Court’s highly inappropriate comments (OSP. Br. 50), unsupported by evidence, only proves Appellant’s argument that the Trial Court relied on retribution in crafting his sentence to Mr. Smollett rather than the appropriate factors. Brown, 2015 IL App (1st) 130048, ¶ 42. (Def. Br. 58</w:t>
-      </w:r>
-      <w:r>
-        <w:noBreakHyphen/>
-      </w:r>
-      <w:r>
-        <w:t xml:space="preserve">62).</w:t>
+        <w:t xml:space="preserve">Appellee argues that the Trial Court was within its discretion to sentence Mr. Smollett to the terms outlined in the sentence but fails to address Appellant’s argument that the sentence in its entirety was at great variance “with the spirit and purpose of the law or if it is manifestly disproportionate to the nature of the offense” and thus can be clearly deemed excessive and an abuse of the Trial Court’s discretion. People v. Brown, 2015 IL App (1st) 130048, ¶ 42. (OSP Br. at 49-⁠52; Def. Br. 58-⁠62). In fact, the Appellee’s reference to the Trial Court’s highly inappropriate comments (OSP. Br. 50), unsupported by evidence, only proves Appellant’s argument that the Trial Court relied on retribution in crafting his sentence to Mr. Smollett rather than the appropriate factors. Brown, 2015 IL App (1st) 130048, ¶ 42. (Def. Br. 58-⁠62).</w:t>
       </w:r>
     </w:p>
     <w:p>
@@ -14437,13 +14219,7 @@
         <w:pStyle w:val="BodyText"/>
       </w:pPr>
       <w:r>
-        <w:t xml:space="preserve">Finally, in regard to the Trial Court ordering restitution to the City of Chicago as part of the sentence, both Appellee and the City in their respective briefs first argue that the issue of restitution is waived for appeal as the defense did not object to the portion of the sentence regarding restitution and in fact “conceded” that the Trial Court was permitted to give restitution. (OSP. Br. 53</w:t>
-      </w:r>
-      <w:r>
-        <w:noBreakHyphen/>
-      </w:r>
-      <w:r>
-        <w:t xml:space="preserve">54; Am. Br. 7). However, neither Appellee nor the City provide any case law to suggest that a party orally conceding that a Trial Court has the “power to give restitution” as a sentence waives the issue for appeal or that it authorizes the Trial Court to order restitution to an entity that’s not entitled to restitution. More importantly, the defense specifically made a timely and proper objection to the order of restitution in its written Motion to Reconsider Sentence, which was timely filed instanter and acknowledged by the Trial Court. (SUP C 2221- 2222; R 3559).</w:t>
+        <w:t xml:space="preserve">Finally, in regard to the Trial Court ordering restitution to the City of Chicago as part of the sentence, both Appellee and the City in their respective briefs first argue that the issue of restitution is waived for appeal as the defense did not object to the portion of the sentence regarding restitution and in fact “conceded” that the Trial Court was permitted to give restitution. (OSP. Br. 53-⁠54; Am. Br. 7). However, neither Appellee nor the City provide any case law to suggest that a party orally conceding that a Trial Court has the “power to give restitution” as a sentence waives the issue for appeal or that it authorizes the Trial Court to order restitution to an entity that’s not entitled to restitution. More importantly, the defense specifically made a timely and proper objection to the order of restitution in its written Motion to Reconsider Sentence, which was timely filed instanter and acknowledged by the Trial Court. (SUP C 2221- 2222; R 3559).</w:t>
       </w:r>
     </w:p>
     <w:p>
@@ -14451,61 +14227,7 @@
         <w:pStyle w:val="BodyText"/>
       </w:pPr>
       <w:r>
-        <w:t xml:space="preserve">Appellee and the City further argue that restitution is proper in this case because officers being paid for overtime work is tantamount to a government agency or police department being compensated for out of pocket expenses or other costs that would not have ensued but for Defendant’s conduct. (OSP Br. 52</w:t>
-      </w:r>
-      <w:r>
-        <w:noBreakHyphen/>
-      </w:r>
-      <w:r>
-        <w:t xml:space="preserve">55; Am. Br. 7</w:t>
-      </w:r>
-      <w:r>
-        <w:noBreakHyphen/>
-      </w:r>
-      <w:r>
-        <w:t xml:space="preserve">10). Such an argument is flawed. (Def. Br. 60</w:t>
-      </w:r>
-      <w:r>
-        <w:noBreakHyphen/>
-      </w:r>
-      <w:r>
-        <w:t xml:space="preserve">62). The Appellee’s and the City’s reasoning is problematic due to the existence of severe deficiencies in the receipts provided by the OSP to support the officers’ overtime work as addressed in Appellant’s opening brief (Def. Br. 60</w:t>
-      </w:r>
-      <w:r>
-        <w:noBreakHyphen/>
-      </w:r>
-      <w:r>
-        <w:t xml:space="preserve">62). Finally, assuming arguendo restitution was allowed to be ordered to a police department for work it would have been paid for regardless of a defendant’s ultimate conviction, the Appellee’s and the City’s attempts to respond to the receipt deficiencies are lacking and only highlight how vague and inherently unreliable the provided “receipts” were to justify the sum. (OSP Br. 55; Am. Br. 10</w:t>
-      </w:r>
-      <w:r>
-        <w:noBreakHyphen/>
-      </w:r>
-      <w:r>
-        <w:t xml:space="preserve">11). See 730 ILCS 5/5</w:t>
-      </w:r>
-      <w:r>
-        <w:noBreakHyphen/>
-      </w:r>
-      <w:r>
-        <w:t xml:space="preserve">5</w:t>
-      </w:r>
-      <w:r>
-        <w:noBreakHyphen/>
-      </w:r>
-      <w:r>
-        <w:t xml:space="preserve">6, See also, e.g., People v. Evans, 122 Ill. App. 3d 733 (3d Dist. 1984); People v. Derengoski, 247 Ill. App. 3d 751, 752</w:t>
-      </w:r>
-      <w:r>
-        <w:noBreakHyphen/>
-      </w:r>
-      <w:r>
-        <w:t xml:space="preserve">53 (1993); (Def. Br. 60</w:t>
-      </w:r>
-      <w:r>
-        <w:noBreakHyphen/>
-      </w:r>
-      <w:r>
-        <w:t xml:space="preserve">62).</w:t>
+        <w:t xml:space="preserve">Appellee and the City further argue that restitution is proper in this case because officers being paid for overtime work is tantamount to a government agency or police department being compensated for out of pocket expenses or other costs that would not have ensued but for Defendant’s conduct. (OSP Br. 52-⁠55; Am. Br. 7-⁠10). Such an argument is flawed. (Def. Br. 60-⁠62). The Appellee’s and the City’s reasoning is problematic due to the existence of severe deficiencies in the receipts provided by the OSP to support the officers’ overtime work as addressed in Appellant’s opening brief (Def. Br. 60-⁠62). Finally, assuming arguendo restitution was allowed to be ordered to a police department for work it would have been paid for regardless of a defendant’s ultimate conviction, the Appellee’s and the City’s attempts to respond to the receipt deficiencies are lacking and only highlight how vague and inherently unreliable the provided “receipts” were to justify the sum. (OSP Br. 55; Am. Br. 10-⁠11). See 730 ILCS 5/5-⁠5-⁠6, See also, e.g., People v. Evans, 122 Ill. App. 3d 733 (3d Dist. 1984); People v. Derengoski, 247 Ill. App. 3d 751, 752-⁠53 (1993); (Def. Br. 60-⁠62).</w:t>
       </w:r>
     </w:p>
     <w:p>
@@ -15117,19 +14839,7 @@
         <w:pStyle w:val="BodyText"/>
       </w:pPr>
       <w:r>
-        <w:t xml:space="preserve">Appellee argues that the Trial Court did not abuse its discretion by allowing the jury to receive the entire Good Morning America (“GMA”) video during deliberations because the GMA video “was authenticated, received into evidence, and published to the jury” during the trial. (OSP Br. 43</w:t>
-      </w:r>
-      <w:r>
-        <w:noBreakHyphen/>
-      </w:r>
-      <w:r>
-        <w:t xml:space="preserve">44). Appellee fails entirely however, to address Appellant’s argument that because only a limited portion of the GMA video had been published to the jury—and even that portion was only used for the purpose of impeachment—it was not automatically permissible in jury deliberations, and in fact, should have specifically been barred. (Def. Br. 67</w:t>
-      </w:r>
-      <w:r>
-        <w:noBreakHyphen/>
-      </w:r>
-      <w:r>
-        <w:t xml:space="preserve">69).</w:t>
+        <w:t xml:space="preserve">Appellee argues that the Trial Court did not abuse its discretion by allowing the jury to receive the entire Good Morning America (“GMA”) video during deliberations because the GMA video “was authenticated, received into evidence, and published to the jury” during the trial. (OSP Br. 43-⁠44). Appellee fails entirely however, to address Appellant’s argument that because only a limited portion of the GMA video had been published to the jury—and even that portion was only used for the purpose of impeachment—it was not automatically permissible in jury deliberations, and in fact, should have specifically been barred. (Def. Br. 67-⁠69).</w:t>
       </w:r>
     </w:p>
     <w:p>
@@ -15747,9 +15457,7 @@
           <w:b/>
           <w:bCs/>
         </w:rPr>
-        <w:t xml:space="preserve">COVID</w:t>
-        <w:noBreakHyphen/>
-        <w:t xml:space="preserve">19</w:t>
+        <w:t xml:space="preserve">COVID-⁠19</w:t>
       </w:r>
       <w:r>
         <w:rPr>
@@ -16205,13 +15913,7 @@
         <w:pStyle w:val="BodyText"/>
       </w:pPr>
       <w:r>
-        <w:t xml:space="preserve">Appellee argues that because Defendant did not make an objection to the Covid</w:t>
-      </w:r>
-      <w:r>
-        <w:noBreakHyphen/>
-      </w:r>
-      <w:r>
-        <w:t xml:space="preserve">19 protocols excluding the public that the issue is waived for appeal. (OSP. Br. 36). While the Defense may not have objected to the protocols denying Mr. Smollett his right for a public trial, as Appellee correctly points out in its brief, the issue need not be preserved through contemporaneous objection where the error was clear and obvious and was so serious as to affect the fairness of the trial and challenge the integrity of the judicial process. (OSP. Br. 37). In the present case, the lack of a contemporaneous objection is irrelevant because both the fairness and integrity of the process were challenged. For more than two years, the media inundated the public with highly negative press regarding Mr. Smollett’s involvement and thus, the exclusion of even one member of the public denied the public access to the actual facts of the case.</w:t>
+        <w:t xml:space="preserve">Appellee argues that because Defendant did not make an objection to the Covid-⁠19 protocols excluding the public that the issue is waived for appeal. (OSP. Br. 36). While the Defense may not have objected to the protocols denying Mr. Smollett his right for a public trial, as Appellee correctly points out in its brief, the issue need not be preserved through contemporaneous objection where the error was clear and obvious and was so serious as to affect the fairness of the trial and challenge the integrity of the judicial process. (OSP. Br. 37). In the present case, the lack of a contemporaneous objection is irrelevant because both the fairness and integrity of the process were challenged. For more than two years, the media inundated the public with highly negative press regarding Mr. Smollett’s involvement and thus, the exclusion of even one member of the public denied the public access to the actual facts of the case.</w:t>
       </w:r>
     </w:p>
     <w:p>
@@ -17145,13 +16847,7 @@
         <w:pStyle w:val="BodyText"/>
       </w:pPr>
       <w:r>
-        <w:t xml:space="preserve">In their response, Appellee states that the defense “called a witness and elicited perjury” and that the trial court quickly recognized this “tactical gamesmanship”. (OSP Br. at 45). This accusation is unsubstantiated, baseless and unfortunate coming from a licensed attorney. Appellee provides not a scintilla of evidence to support the notion that the testimony from the witness stand constituted perjury and in fact made no attempts to cross examine the witness about the allegations of pressure or to conduct a perjury investigation into the matter. (Def. Br. 72</w:t>
-      </w:r>
-      <w:r>
-        <w:noBreakHyphen/>
-      </w:r>
-      <w:r>
-        <w:t xml:space="preserve">75). Instead, Appellee merely categorically says the witness “lied”, accuses him of “perjury”, and accuses defense counsel of condoning the same. (OSP Br. at 46). But the focus shouldn’t be lost on the real issue.</w:t>
+        <w:t xml:space="preserve">In their response, Appellee states that the defense “called a witness and elicited perjury” and that the trial court quickly recognized this “tactical gamesmanship”. (OSP Br. at 45). This accusation is unsubstantiated, baseless and unfortunate coming from a licensed attorney. Appellee provides not a scintilla of evidence to support the notion that the testimony from the witness stand constituted perjury and in fact made no attempts to cross examine the witness about the allegations of pressure or to conduct a perjury investigation into the matter. (Def. Br. 72-⁠75). Instead, Appellee merely categorically says the witness “lied”, accuses him of “perjury”, and accuses defense counsel of condoning the same. (OSP Br. at 46). But the focus shouldn’t be lost on the real issue.</w:t>
       </w:r>
     </w:p>
     <w:p>
@@ -17392,11 +17088,7 @@
               <w:t xml:space="preserve"> </w:t>
             </w:r>
             <w:r>
-              <w:t xml:space="preserve">312</w:t>
-              <w:noBreakHyphen/>
-              <w:t xml:space="preserve">380</w:t>
-              <w:noBreakHyphen/>
-              <w:t xml:space="preserve">5341</w:t>
+              <w:t xml:space="preserve">312-⁠380-⁠5341</w:t>
             </w:r>
           </w:p>
           <w:p>
@@ -18110,11 +17802,7 @@
               <w:t xml:space="preserve"> </w:t>
             </w:r>
             <w:r>
-              <w:t xml:space="preserve">312</w:t>
-              <w:noBreakHyphen/>
-              <w:t xml:space="preserve">380</w:t>
-              <w:noBreakHyphen/>
-              <w:t xml:space="preserve">5341</w:t>
+              <w:t xml:space="preserve">312-⁠380-⁠5341</w:t>
             </w:r>
           </w:p>
           <w:p>
@@ -18238,13 +17926,7 @@
         <w:t xml:space="preserve"> </w:t>
       </w:r>
       <w:r>
-        <w:t xml:space="preserve">Importantly, the Starks ruling relied solely on cases where prosecutors had previously dismissed charges via a nolle prosequi. Starks, 106 Ill. 2d at 449</w:t>
-      </w:r>
-      <w:r>
-        <w:noBreakHyphen/>
-      </w:r>
-      <w:r>
-        <w:t xml:space="preserve">450.</w:t>
+        <w:t xml:space="preserve">Importantly, the Starks ruling relied solely on cases where prosecutors had previously dismissed charges via a nolle prosequi. Starks, 106 Ill. 2d at 449-⁠450.</w:t>
       </w:r>
     </w:p>
   </w:footnote>
@@ -18301,19 +17983,7 @@
         <w:t xml:space="preserve"> </w:t>
       </w:r>
       <w:r>
-        <w:t xml:space="preserve">A violation of the disorderly conduct statute with which Mr. Smollett was charged is a Class 4 felony. See 720 ILCS 5/26-l(b). Unless otherwise specified by law, the minimum fine for all felonies in Illinois is $75, and a fine may not exceed, for each offense, $25,000 or the amount specified in the offense, whichever is greater. See 730 ILCS 5/5</w:t>
-      </w:r>
-      <w:r>
-        <w:noBreakHyphen/>
-      </w:r>
-      <w:r>
-        <w:t xml:space="preserve">4.5</w:t>
-      </w:r>
-      <w:r>
-        <w:noBreakHyphen/>
-      </w:r>
-      <w:r>
-        <w:t xml:space="preserve">50(b).</w:t>
+        <w:t xml:space="preserve">A violation of the disorderly conduct statute with which Mr. Smollett was charged is a Class 4 felony. See 720 ILCS 5/26-l(b). Unless otherwise specified by law, the minimum fine for all felonies in Illinois is $75, and a fine may not exceed, for each offense, $25,000 or the amount specified in the offense, whichever is greater. See 730 ILCS 5/5-⁠4.5-⁠50(b).</w:t>
       </w:r>
     </w:p>
   </w:footnote>
@@ -18332,13 +18002,7 @@
         <w:t xml:space="preserve"> </w:t>
       </w:r>
       <w:r>
-        <w:t xml:space="preserve">Because the population in Cook County exceeds 3,000,000, the amount retained by the clerk as bail bond costs could not exceed $100. See 725 ILCS 5/110</w:t>
-      </w:r>
-      <w:r>
-        <w:noBreakHyphen/>
-      </w:r>
-      <w:r>
-        <w:t xml:space="preserve">7(f).</w:t>
+        <w:t xml:space="preserve">Because the population in Cook County exceeds 3,000,000, the amount retained by the clerk as bail bond costs could not exceed $100. See 725 ILCS 5/110-⁠7(f).</w:t>
       </w:r>
     </w:p>
   </w:footnote>
@@ -18357,13 +18021,7 @@
         <w:t xml:space="preserve"> </w:t>
       </w:r>
       <w:r>
-        <w:t xml:space="preserve">The bond forfeiture cannot constitute victim restitution because Illinois courts have repeatedly held that a police department or government agency is not considered a “victim” within the meaning of the restitution statute. See, e.g., People v. Chaney, 188 Ill. App. 3d 334, 544 N.E.2d 90 (3d Dist. 1989) (rationalizing that where public money is expended in pursuit of solving crimes, the expenditure is part of the investigatory agency’s normal operating costs, and the agency is not considered a “victim” for purposes of restitution). Moreover, after the dismissal of the first prosecution against Mr. Smollett, the City of Chicago filed a civil lawsuit against Mr. Smollett to recoup the $130,106.15 amount it alleged it was owed in restitution thus, demonstrating that the bond forfeiture in the criminal case was punitive not remedial. That lawsuit is still pending. See, City of Chicago v. Smollett, No. 19-cv</w:t>
-      </w:r>
-      <w:r>
-        <w:noBreakHyphen/>
-      </w:r>
-      <w:r>
-        <w:t xml:space="preserve">04547.</w:t>
+        <w:t xml:space="preserve">The bond forfeiture cannot constitute victim restitution because Illinois courts have repeatedly held that a police department or government agency is not considered a “victim” within the meaning of the restitution statute. See, e.g., People v. Chaney, 188 Ill. App. 3d 334, 544 N.E.2d 90 (3d Dist. 1989) (rationalizing that where public money is expended in pursuit of solving crimes, the expenditure is part of the investigatory agency’s normal operating costs, and the agency is not considered a “victim” for purposes of restitution). Moreover, after the dismissal of the first prosecution against Mr. Smollett, the City of Chicago filed a civil lawsuit against Mr. Smollett to recoup the $130,106.15 amount it alleged it was owed in restitution thus, demonstrating that the bond forfeiture in the criminal case was punitive not remedial. That lawsuit is still pending. See, City of Chicago v. Smollett, No. 19-cv-⁠04547.</w:t>
       </w:r>
     </w:p>
   </w:footnote>
@@ -19144,7 +18802,7 @@
     <w:qFormat/>
     <w:pPr>
       <w:keepLines/>
-      <w:spacing w:before="0" w:after="140" w:line="276" w:lineRule="exact"/>
+      <w:spacing w:before="46" w:after="140" w:line="276" w:lineRule="exact"/>
     </w:pPr>
     <w:rPr>
       <w:sz w:val="24"/>
